--- a/ModernControl/word_output/ch05_鲁棒控制.docx
+++ b/ModernControl/word_output/ch05_鲁棒控制.docx
@@ -249,6 +249,19 @@
           <w:bCs/>
         </w:rPr>
         <w:t xml:space="preserve">水系统三类不确定性</w:t>
+      </w:r>
+    </w:p>
+    <w:p>
+      <w:pPr>
+        <w:pStyle w:val="BodyText"/>
+      </w:pPr>
+      <w:r>
+        <w:rPr>
+          <w:rFonts w:hint="eastAsia"/>
+          <w:b/>
+          <w:bCs/>
+        </w:rPr>
+        <w:t xml:space="preserve">表5-1</w:t>
       </w:r>
     </w:p>
     <w:tbl>
@@ -749,6 +762,19 @@
         <w:t xml:space="preserve">鲁棒控制与自适应控制对比</w:t>
       </w:r>
     </w:p>
+    <w:p>
+      <w:pPr>
+        <w:pStyle w:val="BodyText"/>
+      </w:pPr>
+      <w:r>
+        <w:rPr>
+          <w:rFonts w:hint="eastAsia"/>
+          <w:b/>
+          <w:bCs/>
+        </w:rPr>
+        <w:t xml:space="preserve">表5-2</w:t>
+      </w:r>
+    </w:p>
     <w:tbl>
       <w:tblPr>
         <w:tblStyle w:val="Table"/>
@@ -16433,6 +16459,19 @@
           <w:bCs/>
         </w:rPr>
         <w:t xml:space="preserve">水系统鲁棒控制方法选择指南</w:t>
+      </w:r>
+    </w:p>
+    <w:p>
+      <w:pPr>
+        <w:pStyle w:val="BodyText"/>
+      </w:pPr>
+      <w:r>
+        <w:rPr>
+          <w:rFonts w:hint="eastAsia"/>
+          <w:b/>
+          <w:bCs/>
+        </w:rPr>
+        <w:t xml:space="preserve">表5-3</w:t>
       </w:r>
     </w:p>
     <w:tbl>
@@ -17240,6 +17279,19 @@
           <w:bCs/>
         </w:rPr>
         <w:t xml:space="preserve">本章方法与CHS体系映射</w:t>
+      </w:r>
+    </w:p>
+    <w:p>
+      <w:pPr>
+        <w:pStyle w:val="BodyText"/>
+      </w:pPr>
+      <w:r>
+        <w:rPr>
+          <w:rFonts w:hint="eastAsia"/>
+          <w:b/>
+          <w:bCs/>
+        </w:rPr>
+        <w:t xml:space="preserve">表5-4</w:t>
       </w:r>
     </w:p>
     <w:tbl>
